--- a/游戏开发日志.docx
+++ b/游戏开发日志.docx
@@ -9,6 +9,14 @@
           <w:lang w:val="en-US" w:eastAsia="zh-CN"/>
         </w:rPr>
       </w:pPr>
+    </w:p>
+    <w:p>
+      <w:pPr>
+        <w:rPr>
+          <w:rFonts w:hint="eastAsia"/>
+          <w:lang w:val="en-US" w:eastAsia="zh-CN"/>
+        </w:rPr>
+      </w:pPr>
       <w:r>
         <w:rPr>
           <w:rFonts w:hint="eastAsia"/>
@@ -419,275 +427,409 @@
           <w:rFonts w:hint="eastAsia"/>
           <w:lang w:val="en-US" w:eastAsia="zh-CN"/>
         </w:rPr>
-        <w:t>修改了对象反复进出场景池后会异常缩放</w:t>
+        <w:t>修改了对象反复进出场景池后会异常缩放的bug</w:t>
+      </w:r>
+    </w:p>
+    <w:p>
+      <w:pPr>
+        <w:widowControl w:val="0"/>
+        <w:numPr>
+          <w:ilvl w:val="0"/>
+          <w:numId w:val="0"/>
+        </w:numPr>
+        <w:tabs>
+          <w:tab w:val="left" w:pos="312"/>
+        </w:tabs>
+        <w:jc w:val="both"/>
+        <w:rPr>
+          <w:rFonts w:hint="eastAsia"/>
+          <w:lang w:val="en-US" w:eastAsia="zh-CN"/>
+        </w:rPr>
+      </w:pPr>
+      <w:r>
+        <w:rPr>
+          <w:rFonts w:hint="eastAsia"/>
+          <w:lang w:val="en-US" w:eastAsia="zh-CN"/>
+        </w:rPr>
+        <w:t>修复了敌人专心吃水果不攻击玩家的bug</w:t>
+      </w:r>
+    </w:p>
+    <w:p>
+      <w:pPr>
+        <w:widowControl w:val="0"/>
+        <w:numPr>
+          <w:ilvl w:val="0"/>
+          <w:numId w:val="0"/>
+        </w:numPr>
+        <w:tabs>
+          <w:tab w:val="left" w:pos="312"/>
+        </w:tabs>
+        <w:jc w:val="both"/>
+        <w:rPr>
+          <w:rFonts w:hint="eastAsia"/>
+          <w:lang w:val="en-US" w:eastAsia="zh-CN"/>
+        </w:rPr>
+      </w:pPr>
+    </w:p>
+    <w:p>
+      <w:pPr>
+        <w:widowControl w:val="0"/>
+        <w:numPr>
+          <w:ilvl w:val="0"/>
+          <w:numId w:val="0"/>
+        </w:numPr>
+        <w:tabs>
+          <w:tab w:val="left" w:pos="312"/>
+        </w:tabs>
+        <w:jc w:val="both"/>
+        <w:rPr>
+          <w:rFonts w:hint="eastAsia"/>
+          <w:lang w:val="en-US" w:eastAsia="zh-CN"/>
+        </w:rPr>
+      </w:pPr>
+      <w:r>
+        <w:rPr>
+          <w:rFonts w:hint="eastAsia"/>
+          <w:lang w:val="en-US" w:eastAsia="zh-CN"/>
+        </w:rPr>
+        <w:t>设计了能力大致体系</w:t>
+      </w:r>
+    </w:p>
+    <w:p>
+      <w:pPr>
+        <w:widowControl w:val="0"/>
+        <w:numPr>
+          <w:ilvl w:val="0"/>
+          <w:numId w:val="0"/>
+        </w:numPr>
+        <w:tabs>
+          <w:tab w:val="left" w:pos="312"/>
+        </w:tabs>
+        <w:jc w:val="both"/>
+        <w:rPr>
+          <w:rFonts w:hint="eastAsia"/>
+          <w:lang w:val="en-US" w:eastAsia="zh-CN"/>
+        </w:rPr>
+      </w:pPr>
+      <w:r>
+        <w:rPr>
+          <w:rFonts w:hint="eastAsia"/>
+          <w:lang w:val="en-US" w:eastAsia="zh-CN"/>
+        </w:rPr>
+        <w:t>之后的难点：</w:t>
+      </w:r>
+    </w:p>
+    <w:p>
+      <w:pPr>
+        <w:widowControl w:val="0"/>
+        <w:numPr>
+          <w:ilvl w:val="0"/>
+          <w:numId w:val="2"/>
+        </w:numPr>
+        <w:jc w:val="both"/>
+        <w:rPr>
+          <w:rFonts w:hint="eastAsia"/>
+          <w:lang w:val="en-US" w:eastAsia="zh-CN"/>
+        </w:rPr>
+      </w:pPr>
+      <w:r>
+        <w:rPr>
+          <w:rFonts w:hint="eastAsia"/>
+          <w:lang w:val="en-US" w:eastAsia="zh-CN"/>
+        </w:rPr>
+        <w:t>学习联网相关的知识</w:t>
+      </w:r>
+    </w:p>
+    <w:p>
+      <w:pPr>
+        <w:widowControl w:val="0"/>
+        <w:numPr>
+          <w:ilvl w:val="0"/>
+          <w:numId w:val="2"/>
+        </w:numPr>
+        <w:jc w:val="both"/>
+        <w:rPr>
+          <w:rFonts w:hint="default"/>
+          <w:lang w:val="en-US" w:eastAsia="zh-CN"/>
+        </w:rPr>
+      </w:pPr>
+      <w:r>
+        <w:rPr>
+          <w:rFonts w:hint="eastAsia"/>
+          <w:lang w:val="en-US" w:eastAsia="zh-CN"/>
+        </w:rPr>
+        <w:t>为每种流派的敌人写一坨ai</w:t>
+      </w:r>
+    </w:p>
+    <w:p>
+      <w:pPr>
+        <w:widowControl w:val="0"/>
+        <w:numPr>
+          <w:ilvl w:val="0"/>
+          <w:numId w:val="2"/>
+        </w:numPr>
+        <w:jc w:val="both"/>
+        <w:rPr>
+          <w:rFonts w:hint="default"/>
+          <w:lang w:val="en-US" w:eastAsia="zh-CN"/>
+        </w:rPr>
+      </w:pPr>
+      <w:r>
+        <w:rPr>
+          <w:rFonts w:hint="eastAsia"/>
+          <w:lang w:val="en-US" w:eastAsia="zh-CN"/>
+        </w:rPr>
+        <w:t>平衡那一大坨数值（晕）</w:t>
+      </w:r>
+    </w:p>
+    <w:p>
+      <w:pPr>
+        <w:widowControl w:val="0"/>
+        <w:numPr>
+          <w:ilvl w:val="0"/>
+          <w:numId w:val="2"/>
+        </w:numPr>
+        <w:jc w:val="both"/>
+        <w:rPr>
+          <w:rFonts w:hint="default"/>
+          <w:lang w:val="en-US" w:eastAsia="zh-CN"/>
+        </w:rPr>
+      </w:pPr>
+      <w:r>
+        <w:rPr>
+          <w:rFonts w:hint="eastAsia"/>
+          <w:lang w:val="en-US" w:eastAsia="zh-CN"/>
+        </w:rPr>
+        <w:t>实现这一大坨能力</w:t>
+      </w:r>
+    </w:p>
+    <w:p>
+      <w:pPr>
+        <w:widowControl w:val="0"/>
+        <w:numPr>
+          <w:ilvl w:val="0"/>
+          <w:numId w:val="0"/>
+        </w:numPr>
+        <w:tabs>
+          <w:tab w:val="left" w:pos="312"/>
+        </w:tabs>
+        <w:jc w:val="both"/>
+        <w:rPr>
+          <w:rFonts w:hint="eastAsia"/>
+          <w:lang w:val="en-US" w:eastAsia="zh-CN"/>
+        </w:rPr>
+      </w:pPr>
+    </w:p>
+    <w:p>
+      <w:pPr>
+        <w:widowControl w:val="0"/>
+        <w:numPr>
+          <w:ilvl w:val="0"/>
+          <w:numId w:val="0"/>
+        </w:numPr>
+        <w:tabs>
+          <w:tab w:val="left" w:pos="312"/>
+        </w:tabs>
+        <w:jc w:val="both"/>
+        <w:rPr>
+          <w:rFonts w:hint="eastAsia"/>
+          <w:lang w:val="en-US" w:eastAsia="zh-CN"/>
+        </w:rPr>
+      </w:pPr>
+      <w:r>
+        <w:rPr>
+          <w:rFonts w:hint="eastAsia"/>
+          <w:lang w:val="en-US" w:eastAsia="zh-CN"/>
+        </w:rPr>
+        <w:t>明日计划：</w:t>
+      </w:r>
+    </w:p>
+    <w:p>
+      <w:pPr>
+        <w:widowControl w:val="0"/>
+        <w:numPr>
+          <w:ilvl w:val="0"/>
+          <w:numId w:val="0"/>
+        </w:numPr>
+        <w:tabs>
+          <w:tab w:val="left" w:pos="312"/>
+        </w:tabs>
+        <w:jc w:val="both"/>
+        <w:rPr>
+          <w:rFonts w:hint="default"/>
+          <w:lang w:val="en-US" w:eastAsia="zh-CN"/>
+        </w:rPr>
+      </w:pPr>
+      <w:r>
+        <w:rPr>
+          <w:rFonts w:hint="eastAsia"/>
+          <w:lang w:val="en-US" w:eastAsia="zh-CN"/>
+        </w:rPr>
+        <w:t>做一下开始界面与死亡界面</w:t>
+      </w:r>
+    </w:p>
+    <w:p>
+      <w:pPr>
+        <w:widowControl w:val="0"/>
+        <w:numPr>
+          <w:ilvl w:val="0"/>
+          <w:numId w:val="0"/>
+        </w:numPr>
+        <w:tabs>
+          <w:tab w:val="left" w:pos="312"/>
+        </w:tabs>
+        <w:jc w:val="both"/>
+        <w:rPr>
+          <w:rFonts w:hint="eastAsia"/>
+          <w:lang w:val="en-US" w:eastAsia="zh-CN"/>
+        </w:rPr>
+      </w:pPr>
+      <w:r>
+        <w:rPr>
+          <w:rFonts w:hint="eastAsia"/>
+          <w:lang w:val="en-US" w:eastAsia="zh-CN"/>
+        </w:rPr>
+        <w:t>再设计一些特殊建筑，并且开始着手实现能力</w:t>
+      </w:r>
+    </w:p>
+    <w:p>
+      <w:pPr>
+        <w:widowControl w:val="0"/>
+        <w:numPr>
+          <w:ilvl w:val="0"/>
+          <w:numId w:val="0"/>
+        </w:numPr>
+        <w:tabs>
+          <w:tab w:val="left" w:pos="312"/>
+        </w:tabs>
+        <w:jc w:val="both"/>
+        <w:rPr>
+          <w:rFonts w:hint="eastAsia"/>
+          <w:lang w:val="en-US" w:eastAsia="zh-CN"/>
+        </w:rPr>
+      </w:pPr>
+    </w:p>
+    <w:p>
+      <w:pPr>
+        <w:widowControl w:val="0"/>
+        <w:numPr>
+          <w:ilvl w:val="0"/>
+          <w:numId w:val="0"/>
+        </w:numPr>
+        <w:tabs>
+          <w:tab w:val="left" w:pos="312"/>
+        </w:tabs>
+        <w:jc w:val="both"/>
+        <w:rPr>
+          <w:rFonts w:hint="eastAsia"/>
+          <w:lang w:val="en-US" w:eastAsia="zh-CN"/>
+        </w:rPr>
+      </w:pPr>
+      <w:r>
+        <w:rPr>
+          <w:rFonts w:hint="eastAsia"/>
+          <w:lang w:val="en-US" w:eastAsia="zh-CN"/>
+        </w:rPr>
+        <w:t>11.22</w:t>
+      </w:r>
+    </w:p>
+    <w:p>
+      <w:pPr>
+        <w:widowControl w:val="0"/>
+        <w:numPr>
+          <w:ilvl w:val="0"/>
+          <w:numId w:val="0"/>
+        </w:numPr>
+        <w:tabs>
+          <w:tab w:val="left" w:pos="312"/>
+        </w:tabs>
+        <w:jc w:val="both"/>
+        <w:rPr>
+          <w:rFonts w:hint="eastAsia"/>
+          <w:lang w:val="en-US" w:eastAsia="zh-CN"/>
+        </w:rPr>
+      </w:pPr>
+      <w:r>
+        <w:rPr>
+          <w:rFonts w:hint="eastAsia"/>
+          <w:lang w:val="en-US" w:eastAsia="zh-CN"/>
+        </w:rPr>
+        <w:t>完成了开始游戏界面和死亡界面</w:t>
+      </w:r>
+    </w:p>
+    <w:p>
+      <w:pPr>
+        <w:widowControl w:val="0"/>
+        <w:numPr>
+          <w:ilvl w:val="0"/>
+          <w:numId w:val="0"/>
+        </w:numPr>
+        <w:tabs>
+          <w:tab w:val="left" w:pos="312"/>
+        </w:tabs>
+        <w:jc w:val="both"/>
+        <w:rPr>
+          <w:rFonts w:hint="eastAsia"/>
+          <w:lang w:val="en-US" w:eastAsia="zh-CN"/>
+        </w:rPr>
+      </w:pPr>
+      <w:r>
+        <w:rPr>
+          <w:rFonts w:hint="eastAsia"/>
+          <w:lang w:val="en-US" w:eastAsia="zh-CN"/>
+        </w:rPr>
+        <w:t>修复了敌人视野中物体不会自然消失的bug</w:t>
+      </w:r>
+    </w:p>
+    <w:p>
+      <w:pPr>
+        <w:widowControl w:val="0"/>
+        <w:numPr>
+          <w:ilvl w:val="0"/>
+          <w:numId w:val="0"/>
+        </w:numPr>
+        <w:tabs>
+          <w:tab w:val="left" w:pos="312"/>
+        </w:tabs>
+        <w:jc w:val="both"/>
+        <w:rPr>
+          <w:rFonts w:hint="eastAsia"/>
+          <w:lang w:val="en-US" w:eastAsia="zh-CN"/>
+        </w:rPr>
+      </w:pPr>
+      <w:r>
+        <w:rPr>
+          <w:rFonts w:hint="eastAsia"/>
+          <w:lang w:val="en-US" w:eastAsia="zh-CN"/>
+        </w:rPr>
+        <w:t>为敌人添加了成长</w:t>
+      </w:r>
+    </w:p>
+    <w:p>
+      <w:pPr>
+        <w:widowControl w:val="0"/>
+        <w:numPr>
+          <w:ilvl w:val="0"/>
+          <w:numId w:val="0"/>
+        </w:numPr>
+        <w:tabs>
+          <w:tab w:val="left" w:pos="312"/>
+        </w:tabs>
+        <w:jc w:val="both"/>
+        <w:rPr>
+          <w:rFonts w:hint="default"/>
+          <w:lang w:val="en-US" w:eastAsia="zh-CN"/>
+        </w:rPr>
+      </w:pPr>
+      <w:r>
+        <w:rPr>
+          <w:rFonts w:hint="eastAsia"/>
+          <w:lang w:val="en-US" w:eastAsia="zh-CN"/>
+        </w:rPr>
+        <w:t>为等级添加了显示</w:t>
       </w:r>
       <w:bookmarkStart w:id="0" w:name="_GoBack"/>
       <w:bookmarkEnd w:id="0"/>
-      <w:r>
-        <w:rPr>
-          <w:rFonts w:hint="eastAsia"/>
-          <w:lang w:val="en-US" w:eastAsia="zh-CN"/>
-        </w:rPr>
-        <w:t>的bug</w:t>
-      </w:r>
-    </w:p>
-    <w:p>
-      <w:pPr>
-        <w:widowControl w:val="0"/>
-        <w:numPr>
-          <w:ilvl w:val="0"/>
-          <w:numId w:val="0"/>
-        </w:numPr>
-        <w:tabs>
-          <w:tab w:val="left" w:pos="312"/>
-        </w:tabs>
-        <w:jc w:val="both"/>
-        <w:rPr>
-          <w:rFonts w:hint="eastAsia"/>
-          <w:lang w:val="en-US" w:eastAsia="zh-CN"/>
-        </w:rPr>
-      </w:pPr>
-      <w:r>
-        <w:rPr>
-          <w:rFonts w:hint="eastAsia"/>
-          <w:lang w:val="en-US" w:eastAsia="zh-CN"/>
-        </w:rPr>
-        <w:t>修复了敌人专心吃水果不攻击玩家的bug</w:t>
-      </w:r>
-    </w:p>
-    <w:p>
-      <w:pPr>
-        <w:widowControl w:val="0"/>
-        <w:numPr>
-          <w:ilvl w:val="0"/>
-          <w:numId w:val="0"/>
-        </w:numPr>
-        <w:tabs>
-          <w:tab w:val="left" w:pos="312"/>
-        </w:tabs>
-        <w:jc w:val="both"/>
-        <w:rPr>
-          <w:rFonts w:hint="eastAsia"/>
-          <w:lang w:val="en-US" w:eastAsia="zh-CN"/>
-        </w:rPr>
-      </w:pPr>
-    </w:p>
-    <w:p>
-      <w:pPr>
-        <w:widowControl w:val="0"/>
-        <w:numPr>
-          <w:ilvl w:val="0"/>
-          <w:numId w:val="0"/>
-        </w:numPr>
-        <w:tabs>
-          <w:tab w:val="left" w:pos="312"/>
-        </w:tabs>
-        <w:jc w:val="both"/>
-        <w:rPr>
-          <w:rFonts w:hint="eastAsia"/>
-          <w:lang w:val="en-US" w:eastAsia="zh-CN"/>
-        </w:rPr>
-      </w:pPr>
-      <w:r>
-        <w:rPr>
-          <w:rFonts w:hint="eastAsia"/>
-          <w:lang w:val="en-US" w:eastAsia="zh-CN"/>
-        </w:rPr>
-        <w:t>设计了能力大致体系</w:t>
-      </w:r>
-    </w:p>
-    <w:p>
-      <w:pPr>
-        <w:widowControl w:val="0"/>
-        <w:numPr>
-          <w:ilvl w:val="0"/>
-          <w:numId w:val="0"/>
-        </w:numPr>
-        <w:tabs>
-          <w:tab w:val="left" w:pos="312"/>
-        </w:tabs>
-        <w:jc w:val="both"/>
-        <w:rPr>
-          <w:rFonts w:hint="eastAsia"/>
-          <w:lang w:val="en-US" w:eastAsia="zh-CN"/>
-        </w:rPr>
-      </w:pPr>
-      <w:r>
-        <w:rPr>
-          <w:rFonts w:hint="eastAsia"/>
-          <w:lang w:val="en-US" w:eastAsia="zh-CN"/>
-        </w:rPr>
-        <w:t>之后的难点：</w:t>
-      </w:r>
-    </w:p>
-    <w:p>
-      <w:pPr>
-        <w:widowControl w:val="0"/>
-        <w:numPr>
-          <w:ilvl w:val="0"/>
-          <w:numId w:val="2"/>
-        </w:numPr>
-        <w:jc w:val="both"/>
-        <w:rPr>
-          <w:rFonts w:hint="eastAsia"/>
-          <w:lang w:val="en-US" w:eastAsia="zh-CN"/>
-        </w:rPr>
-      </w:pPr>
-      <w:r>
-        <w:rPr>
-          <w:rFonts w:hint="eastAsia"/>
-          <w:lang w:val="en-US" w:eastAsia="zh-CN"/>
-        </w:rPr>
-        <w:t>学习联网相关的知识</w:t>
-      </w:r>
-    </w:p>
-    <w:p>
-      <w:pPr>
-        <w:widowControl w:val="0"/>
-        <w:numPr>
-          <w:ilvl w:val="0"/>
-          <w:numId w:val="2"/>
-        </w:numPr>
-        <w:jc w:val="both"/>
-        <w:rPr>
-          <w:rFonts w:hint="default"/>
-          <w:lang w:val="en-US" w:eastAsia="zh-CN"/>
-        </w:rPr>
-      </w:pPr>
-      <w:r>
-        <w:rPr>
-          <w:rFonts w:hint="eastAsia"/>
-          <w:lang w:val="en-US" w:eastAsia="zh-CN"/>
-        </w:rPr>
-        <w:t>为每种流派的敌人写一坨ai</w:t>
-      </w:r>
-    </w:p>
-    <w:p>
-      <w:pPr>
-        <w:widowControl w:val="0"/>
-        <w:numPr>
-          <w:ilvl w:val="0"/>
-          <w:numId w:val="2"/>
-        </w:numPr>
-        <w:jc w:val="both"/>
-        <w:rPr>
-          <w:rFonts w:hint="default"/>
-          <w:lang w:val="en-US" w:eastAsia="zh-CN"/>
-        </w:rPr>
-      </w:pPr>
-      <w:r>
-        <w:rPr>
-          <w:rFonts w:hint="eastAsia"/>
-          <w:lang w:val="en-US" w:eastAsia="zh-CN"/>
-        </w:rPr>
-        <w:t>平衡那一大坨数值（晕）</w:t>
-      </w:r>
-    </w:p>
-    <w:p>
-      <w:pPr>
-        <w:widowControl w:val="0"/>
-        <w:numPr>
-          <w:ilvl w:val="0"/>
-          <w:numId w:val="2"/>
-        </w:numPr>
-        <w:jc w:val="both"/>
-        <w:rPr>
-          <w:rFonts w:hint="default"/>
-          <w:lang w:val="en-US" w:eastAsia="zh-CN"/>
-        </w:rPr>
-      </w:pPr>
-      <w:r>
-        <w:rPr>
-          <w:rFonts w:hint="eastAsia"/>
-          <w:lang w:val="en-US" w:eastAsia="zh-CN"/>
-        </w:rPr>
-        <w:t>实现这一大坨能力</w:t>
-      </w:r>
-    </w:p>
-    <w:p>
-      <w:pPr>
-        <w:widowControl w:val="0"/>
-        <w:numPr>
-          <w:numId w:val="0"/>
-        </w:numPr>
-        <w:tabs>
-          <w:tab w:val="left" w:pos="312"/>
-        </w:tabs>
-        <w:jc w:val="both"/>
-        <w:rPr>
-          <w:rFonts w:hint="eastAsia"/>
-          <w:lang w:val="en-US" w:eastAsia="zh-CN"/>
-        </w:rPr>
-      </w:pPr>
-    </w:p>
-    <w:p>
-      <w:pPr>
-        <w:widowControl w:val="0"/>
-        <w:numPr>
-          <w:numId w:val="0"/>
-        </w:numPr>
-        <w:tabs>
-          <w:tab w:val="left" w:pos="312"/>
-        </w:tabs>
-        <w:jc w:val="both"/>
-        <w:rPr>
-          <w:rFonts w:hint="eastAsia"/>
-          <w:lang w:val="en-US" w:eastAsia="zh-CN"/>
-        </w:rPr>
-      </w:pPr>
-      <w:r>
-        <w:rPr>
-          <w:rFonts w:hint="eastAsia"/>
-          <w:lang w:val="en-US" w:eastAsia="zh-CN"/>
-        </w:rPr>
-        <w:t>明日计划：</w:t>
-      </w:r>
-    </w:p>
-    <w:p>
-      <w:pPr>
-        <w:widowControl w:val="0"/>
-        <w:numPr>
-          <w:numId w:val="0"/>
-        </w:numPr>
-        <w:tabs>
-          <w:tab w:val="left" w:pos="312"/>
-        </w:tabs>
-        <w:jc w:val="both"/>
-        <w:rPr>
-          <w:rFonts w:hint="default"/>
-          <w:lang w:val="en-US" w:eastAsia="zh-CN"/>
-        </w:rPr>
-      </w:pPr>
-      <w:r>
-        <w:rPr>
-          <w:rFonts w:hint="eastAsia"/>
-          <w:lang w:val="en-US" w:eastAsia="zh-CN"/>
-        </w:rPr>
-        <w:t>做一下开始界面与死亡界面</w:t>
-      </w:r>
-    </w:p>
-    <w:p>
-      <w:pPr>
-        <w:widowControl w:val="0"/>
-        <w:numPr>
-          <w:numId w:val="0"/>
-        </w:numPr>
-        <w:tabs>
-          <w:tab w:val="left" w:pos="312"/>
-        </w:tabs>
-        <w:jc w:val="both"/>
-        <w:rPr>
-          <w:rFonts w:hint="default"/>
-          <w:lang w:val="en-US" w:eastAsia="zh-CN"/>
-        </w:rPr>
-      </w:pPr>
-      <w:r>
-        <w:rPr>
-          <w:rFonts w:hint="eastAsia"/>
-          <w:lang w:val="en-US" w:eastAsia="zh-CN"/>
-        </w:rPr>
-        <w:t>再设计一些特殊建筑，并且开始着手实现能力</w:t>
-      </w:r>
     </w:p>
     <w:sectPr>
       <w:pgSz w:w="11906" w:h="16838"/>

--- a/游戏开发日志.docx
+++ b/游戏开发日志.docx
@@ -817,16 +817,88 @@
         </w:tabs>
         <w:jc w:val="both"/>
         <w:rPr>
+          <w:rFonts w:hint="eastAsia"/>
+          <w:lang w:val="en-US" w:eastAsia="zh-CN"/>
+        </w:rPr>
+      </w:pPr>
+      <w:r>
+        <w:rPr>
+          <w:rFonts w:hint="eastAsia"/>
+          <w:lang w:val="en-US" w:eastAsia="zh-CN"/>
+        </w:rPr>
+        <w:t>为等级添加了显示</w:t>
+      </w:r>
+    </w:p>
+    <w:p>
+      <w:pPr>
+        <w:widowControl w:val="0"/>
+        <w:numPr>
+          <w:ilvl w:val="0"/>
+          <w:numId w:val="0"/>
+        </w:numPr>
+        <w:tabs>
+          <w:tab w:val="left" w:pos="312"/>
+        </w:tabs>
+        <w:jc w:val="both"/>
+        <w:rPr>
+          <w:rFonts w:hint="eastAsia"/>
+          <w:lang w:val="en-US" w:eastAsia="zh-CN"/>
+        </w:rPr>
+      </w:pPr>
+      <w:r>
+        <w:rPr>
+          <w:rFonts w:hint="eastAsia"/>
+          <w:lang w:val="en-US" w:eastAsia="zh-CN"/>
+        </w:rPr>
+        <w:t xml:space="preserve">11.23修改了能力的机制，方便实现不同能力有前置条件的限制。实现了反伤的能力 </w:t>
+      </w:r>
+    </w:p>
+    <w:p>
+      <w:pPr>
+        <w:widowControl w:val="0"/>
+        <w:numPr>
+          <w:ilvl w:val="0"/>
+          <w:numId w:val="0"/>
+        </w:numPr>
+        <w:tabs>
+          <w:tab w:val="left" w:pos="312"/>
+        </w:tabs>
+        <w:jc w:val="both"/>
+        <w:rPr>
+          <w:rFonts w:hint="eastAsia"/>
+          <w:lang w:val="en-US" w:eastAsia="zh-CN"/>
+        </w:rPr>
+      </w:pPr>
+      <w:r>
+        <w:rPr>
+          <w:rFonts w:hint="eastAsia"/>
+          <w:lang w:val="en-US" w:eastAsia="zh-CN"/>
+        </w:rPr>
+        <w:t>11.24</w:t>
+      </w:r>
+    </w:p>
+    <w:p>
+      <w:pPr>
+        <w:widowControl w:val="0"/>
+        <w:numPr>
+          <w:ilvl w:val="0"/>
+          <w:numId w:val="0"/>
+        </w:numPr>
+        <w:tabs>
+          <w:tab w:val="left" w:pos="312"/>
+        </w:tabs>
+        <w:jc w:val="both"/>
+        <w:rPr>
           <w:rFonts w:hint="default"/>
           <w:lang w:val="en-US" w:eastAsia="zh-CN"/>
         </w:rPr>
       </w:pPr>
       <w:r>
         <w:rPr>
-          <w:rFonts w:hint="eastAsia"/>
-          <w:lang w:val="en-US" w:eastAsia="zh-CN"/>
-        </w:rPr>
-        <w:t>为等级添加了显示</w:t>
+          <w:rFonts w:hint="default"/>
+          <w:lang w:val="en-US" w:eastAsia="zh-CN"/>
+        </w:rPr>
+        <w:t xml:space="preserve">完成了反伤流大部分能力的实现（最难的那个今天没实现） 现在击杀敌人会获得经验值 </w:t>
       </w:r>
       <w:bookmarkStart w:id="0" w:name="_GoBack"/>
       <w:bookmarkEnd w:id="0"/>

--- a/游戏开发日志.docx
+++ b/游戏开发日志.docx
@@ -898,7 +898,344 @@
           <w:rFonts w:hint="default"/>
           <w:lang w:val="en-US" w:eastAsia="zh-CN"/>
         </w:rPr>
-        <w:t xml:space="preserve">完成了反伤流大部分能力的实现（最难的那个今天没实现） 现在击杀敌人会获得经验值 </w:t>
+        <w:t>完成了反伤流大部分能力的实现（最难的那个今天没实现） 现在击杀敌人会获得经验值</w:t>
+      </w:r>
+    </w:p>
+    <w:p>
+      <w:pPr>
+        <w:widowControl w:val="0"/>
+        <w:numPr>
+          <w:ilvl w:val="0"/>
+          <w:numId w:val="0"/>
+        </w:numPr>
+        <w:tabs>
+          <w:tab w:val="left" w:pos="312"/>
+        </w:tabs>
+        <w:jc w:val="both"/>
+        <w:rPr>
+          <w:rFonts w:hint="default"/>
+          <w:lang w:val="en-US" w:eastAsia="zh-CN"/>
+        </w:rPr>
+      </w:pPr>
+      <w:r>
+        <w:rPr>
+          <w:rFonts w:hint="eastAsia"/>
+          <w:lang w:val="en-US" w:eastAsia="zh-CN"/>
+        </w:rPr>
+        <w:t>12.2</w:t>
+      </w:r>
+      <w:r>
+        <w:rPr>
+          <w:rFonts w:hint="default"/>
+          <w:lang w:val="en-US" w:eastAsia="zh-CN"/>
+        </w:rPr>
+        <w:t xml:space="preserve"> </w:t>
+      </w:r>
+    </w:p>
+    <w:p>
+      <w:pPr>
+        <w:widowControl w:val="0"/>
+        <w:numPr>
+          <w:ilvl w:val="0"/>
+          <w:numId w:val="0"/>
+        </w:numPr>
+        <w:tabs>
+          <w:tab w:val="left" w:pos="312"/>
+        </w:tabs>
+        <w:jc w:val="both"/>
+        <w:rPr>
+          <w:rFonts w:hint="eastAsia"/>
+          <w:lang w:val="en-US" w:eastAsia="zh-CN"/>
+        </w:rPr>
+      </w:pPr>
+      <w:r>
+        <w:rPr>
+          <w:rFonts w:hint="eastAsia"/>
+          <w:lang w:val="en-US" w:eastAsia="zh-CN"/>
+        </w:rPr>
+        <w:t>中间因为事情耽误了很久</w:t>
+      </w:r>
+    </w:p>
+    <w:p>
+      <w:pPr>
+        <w:widowControl w:val="0"/>
+        <w:numPr>
+          <w:ilvl w:val="0"/>
+          <w:numId w:val="0"/>
+        </w:numPr>
+        <w:tabs>
+          <w:tab w:val="left" w:pos="312"/>
+        </w:tabs>
+        <w:jc w:val="both"/>
+        <w:rPr>
+          <w:rFonts w:hint="eastAsia"/>
+          <w:lang w:val="en-US" w:eastAsia="zh-CN"/>
+        </w:rPr>
+      </w:pPr>
+      <w:r>
+        <w:rPr>
+          <w:rFonts w:hint="eastAsia"/>
+          <w:lang w:val="en-US" w:eastAsia="zh-CN"/>
+        </w:rPr>
+        <w:t>刚回来感觉脑子空空的</w:t>
+      </w:r>
+    </w:p>
+    <w:p>
+      <w:pPr>
+        <w:widowControl w:val="0"/>
+        <w:numPr>
+          <w:ilvl w:val="0"/>
+          <w:numId w:val="0"/>
+        </w:numPr>
+        <w:tabs>
+          <w:tab w:val="left" w:pos="312"/>
+        </w:tabs>
+        <w:jc w:val="both"/>
+        <w:rPr>
+          <w:rFonts w:hint="eastAsia"/>
+          <w:lang w:val="en-US" w:eastAsia="zh-CN"/>
+        </w:rPr>
+      </w:pPr>
+      <w:r>
+        <w:rPr>
+          <w:rFonts w:hint="eastAsia"/>
+          <w:lang w:val="en-US" w:eastAsia="zh-CN"/>
+        </w:rPr>
+        <w:t>总之自己玩了玩</w:t>
+      </w:r>
+    </w:p>
+    <w:p>
+      <w:pPr>
+        <w:widowControl w:val="0"/>
+        <w:numPr>
+          <w:ilvl w:val="0"/>
+          <w:numId w:val="0"/>
+        </w:numPr>
+        <w:tabs>
+          <w:tab w:val="left" w:pos="312"/>
+        </w:tabs>
+        <w:jc w:val="both"/>
+        <w:rPr>
+          <w:rFonts w:hint="eastAsia"/>
+          <w:lang w:val="en-US" w:eastAsia="zh-CN"/>
+        </w:rPr>
+      </w:pPr>
+      <w:r>
+        <w:rPr>
+          <w:rFonts w:hint="eastAsia"/>
+          <w:lang w:val="en-US" w:eastAsia="zh-CN"/>
+        </w:rPr>
+        <w:t>发现问题如下</w:t>
+      </w:r>
+    </w:p>
+    <w:p>
+      <w:pPr>
+        <w:widowControl w:val="0"/>
+        <w:numPr>
+          <w:ilvl w:val="0"/>
+          <w:numId w:val="3"/>
+        </w:numPr>
+        <w:jc w:val="both"/>
+        <w:rPr>
+          <w:rFonts w:hint="eastAsia"/>
+          <w:lang w:val="en-US" w:eastAsia="zh-CN"/>
+        </w:rPr>
+      </w:pPr>
+      <w:r>
+        <w:rPr>
+          <w:rFonts w:hint="eastAsia"/>
+          <w:lang w:val="en-US" w:eastAsia="zh-CN"/>
+        </w:rPr>
+        <w:t>没有暂停界面</w:t>
+      </w:r>
+    </w:p>
+    <w:p>
+      <w:pPr>
+        <w:widowControl w:val="0"/>
+        <w:numPr>
+          <w:ilvl w:val="0"/>
+          <w:numId w:val="3"/>
+        </w:numPr>
+        <w:jc w:val="both"/>
+        <w:rPr>
+          <w:rFonts w:hint="default"/>
+          <w:lang w:val="en-US" w:eastAsia="zh-CN"/>
+        </w:rPr>
+      </w:pPr>
+      <w:r>
+        <w:rPr>
+          <w:rFonts w:hint="eastAsia"/>
+          <w:lang w:val="en-US" w:eastAsia="zh-CN"/>
+        </w:rPr>
+        <w:t>能力获得可能有问题，有时候升级没有跳出来能力按钮</w:t>
+      </w:r>
+    </w:p>
+    <w:p>
+      <w:pPr>
+        <w:widowControl w:val="0"/>
+        <w:numPr>
+          <w:ilvl w:val="0"/>
+          <w:numId w:val="3"/>
+        </w:numPr>
+        <w:jc w:val="both"/>
+        <w:rPr>
+          <w:rFonts w:hint="default"/>
+          <w:lang w:val="en-US" w:eastAsia="zh-CN"/>
+        </w:rPr>
+      </w:pPr>
+      <w:r>
+        <w:rPr>
+          <w:rFonts w:hint="eastAsia"/>
+          <w:lang w:val="en-US" w:eastAsia="zh-CN"/>
+        </w:rPr>
+        <w:t>水果生成速度太快了</w:t>
+      </w:r>
+    </w:p>
+    <w:p>
+      <w:pPr>
+        <w:widowControl w:val="0"/>
+        <w:numPr>
+          <w:ilvl w:val="0"/>
+          <w:numId w:val="3"/>
+        </w:numPr>
+        <w:jc w:val="both"/>
+        <w:rPr>
+          <w:rFonts w:hint="default"/>
+          <w:lang w:val="en-US" w:eastAsia="zh-CN"/>
+        </w:rPr>
+      </w:pPr>
+      <w:r>
+        <w:rPr>
+          <w:rFonts w:hint="eastAsia"/>
+          <w:lang w:val="en-US" w:eastAsia="zh-CN"/>
+        </w:rPr>
+        <w:t>ui有问题，无法随分辨率变化</w:t>
+      </w:r>
+    </w:p>
+    <w:p>
+      <w:pPr>
+        <w:widowControl w:val="0"/>
+        <w:numPr>
+          <w:ilvl w:val="0"/>
+          <w:numId w:val="3"/>
+        </w:numPr>
+        <w:jc w:val="both"/>
+        <w:rPr>
+          <w:rFonts w:hint="default"/>
+          <w:lang w:val="en-US" w:eastAsia="zh-CN"/>
+        </w:rPr>
+      </w:pPr>
+      <w:r>
+        <w:rPr>
+          <w:rFonts w:hint="eastAsia"/>
+          <w:lang w:val="en-US" w:eastAsia="zh-CN"/>
+        </w:rPr>
+        <w:t>移速低刷的太慢了</w:t>
+      </w:r>
+    </w:p>
+    <w:p>
+      <w:pPr>
+        <w:widowControl w:val="0"/>
+        <w:numPr>
+          <w:ilvl w:val="0"/>
+          <w:numId w:val="0"/>
+        </w:numPr>
+        <w:jc w:val="both"/>
+        <w:rPr>
+          <w:rFonts w:hint="eastAsia"/>
+          <w:lang w:val="en-US" w:eastAsia="zh-CN"/>
+        </w:rPr>
+      </w:pPr>
+      <w:r>
+        <w:rPr>
+          <w:rFonts w:hint="eastAsia"/>
+          <w:lang w:val="en-US" w:eastAsia="zh-CN"/>
+        </w:rPr>
+        <w:t>12.3</w:t>
+      </w:r>
+    </w:p>
+    <w:p>
+      <w:pPr>
+        <w:widowControl w:val="0"/>
+        <w:numPr>
+          <w:ilvl w:val="0"/>
+          <w:numId w:val="0"/>
+        </w:numPr>
+        <w:jc w:val="both"/>
+        <w:rPr>
+          <w:rFonts w:hint="eastAsia"/>
+          <w:lang w:val="en-US" w:eastAsia="zh-CN"/>
+        </w:rPr>
+      </w:pPr>
+      <w:r>
+        <w:rPr>
+          <w:rFonts w:hint="eastAsia"/>
+          <w:lang w:val="en-US" w:eastAsia="zh-CN"/>
+        </w:rPr>
+        <w:t>追踪和aoe留到明天实现吧，先写一下思路</w:t>
+      </w:r>
+    </w:p>
+    <w:p>
+      <w:pPr>
+        <w:widowControl w:val="0"/>
+        <w:numPr>
+          <w:ilvl w:val="0"/>
+          <w:numId w:val="0"/>
+        </w:numPr>
+        <w:jc w:val="both"/>
+        <w:rPr>
+          <w:rFonts w:hint="eastAsia"/>
+          <w:lang w:val="en-US" w:eastAsia="zh-CN"/>
+        </w:rPr>
+      </w:pPr>
+      <w:r>
+        <w:rPr>
+          <w:rFonts w:hint="eastAsia"/>
+          <w:lang w:val="en-US" w:eastAsia="zh-CN"/>
+        </w:rPr>
+        <w:t>给子弹添加两个子物体，子物体具有碰撞箱，且范围更大。一个指示追踪范围，一个指示爆炸范围。</w:t>
+      </w:r>
+    </w:p>
+    <w:p>
+      <w:pPr>
+        <w:widowControl w:val="0"/>
+        <w:numPr>
+          <w:ilvl w:val="0"/>
+          <w:numId w:val="0"/>
+        </w:numPr>
+        <w:jc w:val="both"/>
+        <w:rPr>
+          <w:rFonts w:hint="eastAsia"/>
+          <w:lang w:val="en-US" w:eastAsia="zh-CN"/>
+        </w:rPr>
+      </w:pPr>
+      <w:r>
+        <w:rPr>
+          <w:rFonts w:hint="eastAsia"/>
+          <w:lang w:val="en-US" w:eastAsia="zh-CN"/>
+        </w:rPr>
+        <w:t>追踪：大碰撞箱发现敌人后选定最先进入碰撞箱的敌人，改变子弹方向</w:t>
+      </w:r>
+    </w:p>
+    <w:p>
+      <w:pPr>
+        <w:widowControl w:val="0"/>
+        <w:numPr>
+          <w:ilvl w:val="0"/>
+          <w:numId w:val="0"/>
+        </w:numPr>
+        <w:jc w:val="both"/>
+        <w:rPr>
+          <w:rFonts w:hint="default"/>
+          <w:lang w:val="en-US" w:eastAsia="zh-CN"/>
+        </w:rPr>
+      </w:pPr>
+      <w:r>
+        <w:rPr>
+          <w:rFonts w:hint="eastAsia"/>
+          <w:lang w:val="en-US" w:eastAsia="zh-CN"/>
+        </w:rPr>
+        <w:t>爆炸：子弹销毁时，大碰撞箱内的所有敌人都受到爆炸伤害，同时播放爆炸动画</w:t>
       </w:r>
       <w:bookmarkStart w:id="0" w:name="_GoBack"/>
       <w:bookmarkEnd w:id="0"/>
@@ -932,6 +1269,22 @@
     </w:lvl>
   </w:abstractNum>
   <w:abstractNum w:abstractNumId="1">
+    <w:nsid w:val="AC836D80"/>
+    <w:multiLevelType w:val="singleLevel"/>
+    <w:tmpl w:val="AC836D80"/>
+    <w:lvl w:ilvl="0" w:tentative="0">
+      <w:start w:val="1"/>
+      <w:numFmt w:val="decimal"/>
+      <w:lvlText w:val="%1."/>
+      <w:lvlJc w:val="left"/>
+      <w:pPr>
+        <w:tabs>
+          <w:tab w:val="left" w:pos="312"/>
+        </w:tabs>
+      </w:pPr>
+    </w:lvl>
+  </w:abstractNum>
+  <w:abstractNum w:abstractNumId="2">
     <w:nsid w:val="4F081508"/>
     <w:multiLevelType w:val="singleLevel"/>
     <w:tmpl w:val="4F081508"/>
@@ -948,10 +1301,13 @@
     </w:lvl>
   </w:abstractNum>
   <w:num w:numId="1">
-    <w:abstractNumId w:val="1"/>
+    <w:abstractNumId w:val="2"/>
   </w:num>
   <w:num w:numId="2">
     <w:abstractNumId w:val="0"/>
+  </w:num>
+  <w:num w:numId="3">
+    <w:abstractNumId w:val="1"/>
   </w:num>
 </w:numbering>
 </file>
@@ -1032,7 +1388,7 @@
     <w:lsdException w:qFormat="1" w:unhideWhenUsed="0" w:uiPriority="0" w:semiHidden="0" w:name="Title"/>
     <w:lsdException w:unhideWhenUsed="0" w:uiPriority="0" w:semiHidden="0" w:name="Closing"/>
     <w:lsdException w:unhideWhenUsed="0" w:uiPriority="0" w:semiHidden="0" w:name="Signature"/>
-    <w:lsdException w:unhideWhenUsed="0" w:uiPriority="0" w:name="Default Paragraph Font"/>
+    <w:lsdException w:qFormat="1" w:unhideWhenUsed="0" w:uiPriority="0" w:name="Default Paragraph Font"/>
     <w:lsdException w:unhideWhenUsed="0" w:uiPriority="0" w:semiHidden="0" w:name="Body Text"/>
     <w:lsdException w:unhideWhenUsed="0" w:uiPriority="0" w:semiHidden="0" w:name="Body Text Indent"/>
     <w:lsdException w:unhideWhenUsed="0" w:uiPriority="0" w:semiHidden="0" w:name="List Continue"/>
@@ -1235,6 +1591,7 @@
   <w:style w:type="character" w:default="1" w:styleId="3">
     <w:name w:val="Default Paragraph Font"/>
     <w:semiHidden/>
+    <w:qFormat/>
     <w:uiPriority w:val="0"/>
   </w:style>
   <w:style w:type="table" w:default="1" w:styleId="2">

--- a/游戏开发日志.docx
+++ b/游戏开发日志.docx
@@ -1226,6 +1226,111 @@
         </w:numPr>
         <w:jc w:val="both"/>
         <w:rPr>
+          <w:rFonts w:hint="eastAsia"/>
+          <w:lang w:val="en-US" w:eastAsia="zh-CN"/>
+        </w:rPr>
+      </w:pPr>
+      <w:r>
+        <w:rPr>
+          <w:rFonts w:hint="eastAsia"/>
+          <w:lang w:val="en-US" w:eastAsia="zh-CN"/>
+        </w:rPr>
+        <w:t>爆炸：子弹销毁时，大碰撞箱内的所有敌人都受到爆炸伤害，同时播放爆炸动画</w:t>
+      </w:r>
+    </w:p>
+    <w:p>
+      <w:pPr>
+        <w:widowControl w:val="0"/>
+        <w:numPr>
+          <w:ilvl w:val="0"/>
+          <w:numId w:val="0"/>
+        </w:numPr>
+        <w:jc w:val="both"/>
+        <w:rPr>
+          <w:rFonts w:hint="eastAsia"/>
+          <w:lang w:val="en-US" w:eastAsia="zh-CN"/>
+        </w:rPr>
+      </w:pPr>
+      <w:r>
+        <w:rPr>
+          <w:rFonts w:hint="eastAsia"/>
+          <w:lang w:val="en-US" w:eastAsia="zh-CN"/>
+        </w:rPr>
+        <w:t>12.4</w:t>
+      </w:r>
+    </w:p>
+    <w:p>
+      <w:pPr>
+        <w:widowControl w:val="0"/>
+        <w:numPr>
+          <w:ilvl w:val="0"/>
+          <w:numId w:val="0"/>
+        </w:numPr>
+        <w:jc w:val="both"/>
+        <w:rPr>
+          <w:rFonts w:hint="eastAsia"/>
+          <w:lang w:val="en-US" w:eastAsia="zh-CN"/>
+        </w:rPr>
+      </w:pPr>
+      <w:r>
+        <w:rPr>
+          <w:rFonts w:hint="eastAsia"/>
+          <w:lang w:val="en-US" w:eastAsia="zh-CN"/>
+        </w:rPr>
+        <w:t>实现能力时遇到神秘致命bug</w:t>
+      </w:r>
+    </w:p>
+    <w:p>
+      <w:pPr>
+        <w:widowControl w:val="0"/>
+        <w:numPr>
+          <w:ilvl w:val="0"/>
+          <w:numId w:val="0"/>
+        </w:numPr>
+        <w:jc w:val="both"/>
+        <w:rPr>
+          <w:rFonts w:hint="eastAsia"/>
+          <w:lang w:val="en-US" w:eastAsia="zh-CN"/>
+        </w:rPr>
+      </w:pPr>
+      <w:r>
+        <w:rPr>
+          <w:rFonts w:hint="eastAsia"/>
+          <w:lang w:val="en-US" w:eastAsia="zh-CN"/>
+        </w:rPr>
+        <w:t>最后只能回退版本到12.3那天的了</w:t>
+      </w:r>
+    </w:p>
+    <w:p>
+      <w:pPr>
+        <w:widowControl w:val="0"/>
+        <w:numPr>
+          <w:ilvl w:val="0"/>
+          <w:numId w:val="0"/>
+        </w:numPr>
+        <w:jc w:val="both"/>
+        <w:rPr>
+          <w:rFonts w:hint="eastAsia"/>
+          <w:lang w:val="en-US" w:eastAsia="zh-CN"/>
+        </w:rPr>
+      </w:pPr>
+      <w:r>
+        <w:rPr>
+          <w:rFonts w:hint="eastAsia"/>
+          <w:lang w:val="en-US" w:eastAsia="zh-CN"/>
+        </w:rPr>
+        <w:t>唉，白干</w:t>
+      </w:r>
+    </w:p>
+    <w:p>
+      <w:pPr>
+        <w:widowControl w:val="0"/>
+        <w:numPr>
+          <w:ilvl w:val="0"/>
+          <w:numId w:val="0"/>
+        </w:numPr>
+        <w:jc w:val="both"/>
+        <w:rPr>
           <w:rFonts w:hint="default"/>
           <w:lang w:val="en-US" w:eastAsia="zh-CN"/>
         </w:rPr>
@@ -1235,10 +1340,17 @@
           <w:rFonts w:hint="eastAsia"/>
           <w:lang w:val="en-US" w:eastAsia="zh-CN"/>
         </w:rPr>
-        <w:t>爆炸：子弹销毁时，大碰撞箱内的所有敌人都受到爆炸伤害，同时播放爆炸动画</w:t>
+        <w:t>修了个关于升级能力显示的</w:t>
       </w:r>
       <w:bookmarkStart w:id="0" w:name="_GoBack"/>
       <w:bookmarkEnd w:id="0"/>
+      <w:r>
+        <w:rPr>
+          <w:rFonts w:hint="eastAsia"/>
+          <w:lang w:val="en-US" w:eastAsia="zh-CN"/>
+        </w:rPr>
+        <w:t>小bug</w:t>
+      </w:r>
     </w:p>
     <w:sectPr>
       <w:pgSz w:w="11906" w:h="16838"/>

--- a/游戏开发日志.docx
+++ b/游戏开发日志.docx
@@ -1331,6 +1331,111 @@
         </w:numPr>
         <w:jc w:val="both"/>
         <w:rPr>
+          <w:rFonts w:hint="eastAsia"/>
+          <w:lang w:val="en-US" w:eastAsia="zh-CN"/>
+        </w:rPr>
+      </w:pPr>
+      <w:r>
+        <w:rPr>
+          <w:rFonts w:hint="eastAsia"/>
+          <w:lang w:val="en-US" w:eastAsia="zh-CN"/>
+        </w:rPr>
+        <w:t>修了个关于升级能力显示的小bug</w:t>
+      </w:r>
+    </w:p>
+    <w:p>
+      <w:pPr>
+        <w:widowControl w:val="0"/>
+        <w:numPr>
+          <w:ilvl w:val="0"/>
+          <w:numId w:val="0"/>
+        </w:numPr>
+        <w:jc w:val="both"/>
+        <w:rPr>
+          <w:rFonts w:hint="eastAsia"/>
+          <w:lang w:val="en-US" w:eastAsia="zh-CN"/>
+        </w:rPr>
+      </w:pPr>
+      <w:r>
+        <w:rPr>
+          <w:rFonts w:hint="eastAsia"/>
+          <w:lang w:val="en-US" w:eastAsia="zh-CN"/>
+        </w:rPr>
+        <w:t>12.5</w:t>
+      </w:r>
+    </w:p>
+    <w:p>
+      <w:pPr>
+        <w:widowControl w:val="0"/>
+        <w:numPr>
+          <w:ilvl w:val="0"/>
+          <w:numId w:val="0"/>
+        </w:numPr>
+        <w:jc w:val="both"/>
+        <w:rPr>
+          <w:rFonts w:hint="eastAsia"/>
+          <w:lang w:val="en-US" w:eastAsia="zh-CN"/>
+        </w:rPr>
+      </w:pPr>
+      <w:r>
+        <w:rPr>
+          <w:rFonts w:hint="eastAsia"/>
+          <w:lang w:val="en-US" w:eastAsia="zh-CN"/>
+        </w:rPr>
+        <w:t>回退后再写，又出现了相同的bug。最后也是破案了，记在错题本里了。</w:t>
+      </w:r>
+    </w:p>
+    <w:p>
+      <w:pPr>
+        <w:widowControl w:val="0"/>
+        <w:numPr>
+          <w:ilvl w:val="0"/>
+          <w:numId w:val="0"/>
+        </w:numPr>
+        <w:jc w:val="both"/>
+        <w:rPr>
+          <w:rFonts w:hint="eastAsia"/>
+          <w:lang w:val="en-US" w:eastAsia="zh-CN"/>
+        </w:rPr>
+      </w:pPr>
+      <w:r>
+        <w:rPr>
+          <w:rFonts w:hint="eastAsia"/>
+          <w:lang w:val="en-US" w:eastAsia="zh-CN"/>
+        </w:rPr>
+        <w:t>实现了爆炸子弹和追踪子弹</w:t>
+      </w:r>
+    </w:p>
+    <w:p>
+      <w:pPr>
+        <w:widowControl w:val="0"/>
+        <w:numPr>
+          <w:ilvl w:val="0"/>
+          <w:numId w:val="0"/>
+        </w:numPr>
+        <w:jc w:val="both"/>
+        <w:rPr>
+          <w:rFonts w:hint="eastAsia"/>
+          <w:lang w:val="en-US" w:eastAsia="zh-CN"/>
+        </w:rPr>
+      </w:pPr>
+      <w:r>
+        <w:rPr>
+          <w:rFonts w:hint="eastAsia"/>
+          <w:lang w:val="en-US" w:eastAsia="zh-CN"/>
+        </w:rPr>
+        <w:t>目前问题是：</w:t>
+      </w:r>
+    </w:p>
+    <w:p>
+      <w:pPr>
+        <w:widowControl w:val="0"/>
+        <w:numPr>
+          <w:ilvl w:val="0"/>
+          <w:numId w:val="0"/>
+        </w:numPr>
+        <w:jc w:val="both"/>
+        <w:rPr>
           <w:rFonts w:hint="default"/>
           <w:lang w:val="en-US" w:eastAsia="zh-CN"/>
         </w:rPr>
@@ -1340,17 +1445,10 @@
           <w:rFonts w:hint="eastAsia"/>
           <w:lang w:val="en-US" w:eastAsia="zh-CN"/>
         </w:rPr>
-        <w:t>修了个关于升级能力显示的</w:t>
+        <w:t>1、伤害显示，需要将短时间内收到的伤害加起来、并且多一位小数，并且多来几个显示的位置</w:t>
       </w:r>
       <w:bookmarkStart w:id="0" w:name="_GoBack"/>
       <w:bookmarkEnd w:id="0"/>
-      <w:r>
-        <w:rPr>
-          <w:rFonts w:hint="eastAsia"/>
-          <w:lang w:val="en-US" w:eastAsia="zh-CN"/>
-        </w:rPr>
-        <w:t>小bug</w:t>
-      </w:r>
     </w:p>
     <w:sectPr>
       <w:pgSz w:w="11906" w:h="16838"/>

--- a/游戏开发日志.docx
+++ b/游戏开发日志.docx
@@ -1432,6 +1432,86 @@
         <w:widowControl w:val="0"/>
         <w:numPr>
           <w:ilvl w:val="0"/>
+          <w:numId w:val="4"/>
+        </w:numPr>
+        <w:jc w:val="both"/>
+        <w:rPr>
+          <w:rFonts w:hint="eastAsia"/>
+          <w:lang w:val="en-US" w:eastAsia="zh-CN"/>
+        </w:rPr>
+      </w:pPr>
+      <w:r>
+        <w:rPr>
+          <w:rFonts w:hint="eastAsia"/>
+          <w:lang w:val="en-US" w:eastAsia="zh-CN"/>
+        </w:rPr>
+        <w:t>伤害显示，需要将短时间内收到的伤害加起来、并且多一位小数，并且多来几个显示的位置</w:t>
+      </w:r>
+    </w:p>
+    <w:p>
+      <w:pPr>
+        <w:widowControl w:val="0"/>
+        <w:numPr>
+          <w:numId w:val="0"/>
+        </w:numPr>
+        <w:jc w:val="both"/>
+        <w:rPr>
+          <w:rFonts w:hint="eastAsia"/>
+          <w:lang w:val="en-US" w:eastAsia="zh-CN"/>
+        </w:rPr>
+      </w:pPr>
+      <w:r>
+        <w:rPr>
+          <w:rFonts w:hint="eastAsia"/>
+          <w:lang w:val="en-US" w:eastAsia="zh-CN"/>
+        </w:rPr>
+        <w:t>12.6</w:t>
+      </w:r>
+    </w:p>
+    <w:p>
+      <w:pPr>
+        <w:widowControl w:val="0"/>
+        <w:numPr>
+          <w:numId w:val="0"/>
+        </w:numPr>
+        <w:jc w:val="both"/>
+        <w:rPr>
+          <w:rFonts w:hint="eastAsia"/>
+          <w:lang w:val="en-US" w:eastAsia="zh-CN"/>
+        </w:rPr>
+      </w:pPr>
+      <w:r>
+        <w:rPr>
+          <w:rFonts w:hint="eastAsia"/>
+          <w:lang w:val="en-US" w:eastAsia="zh-CN"/>
+        </w:rPr>
+        <w:t>完成刺客流三个能力</w:t>
+      </w:r>
+    </w:p>
+    <w:p>
+      <w:pPr>
+        <w:widowControl w:val="0"/>
+        <w:numPr>
+          <w:numId w:val="0"/>
+        </w:numPr>
+        <w:jc w:val="both"/>
+        <w:rPr>
+          <w:rFonts w:hint="eastAsia"/>
+          <w:lang w:val="en-US" w:eastAsia="zh-CN"/>
+        </w:rPr>
+      </w:pPr>
+      <w:r>
+        <w:rPr>
+          <w:rFonts w:hint="eastAsia"/>
+          <w:lang w:val="en-US" w:eastAsia="zh-CN"/>
+        </w:rPr>
+        <w:t>伤害显示修了</w:t>
+      </w:r>
+    </w:p>
+    <w:p>
+      <w:pPr>
+        <w:widowControl w:val="0"/>
+        <w:numPr>
           <w:numId w:val="0"/>
         </w:numPr>
         <w:jc w:val="both"/>
@@ -1445,7 +1525,7 @@
           <w:rFonts w:hint="eastAsia"/>
           <w:lang w:val="en-US" w:eastAsia="zh-CN"/>
         </w:rPr>
-        <w:t>1、伤害显示，需要将短时间内收到的伤害加起来、并且多一位小数，并且多来几个显示的位置</w:t>
+        <w:t>调整了初始升级所需经验，调整了樱桃生成时间以防止前期过度发育</w:t>
       </w:r>
       <w:bookmarkStart w:id="0" w:name="_GoBack"/>
       <w:bookmarkEnd w:id="0"/>
@@ -1510,6 +1590,18 @@
       </w:pPr>
     </w:lvl>
   </w:abstractNum>
+  <w:abstractNum w:abstractNumId="3">
+    <w:nsid w:val="69F56C57"/>
+    <w:multiLevelType w:val="singleLevel"/>
+    <w:tmpl w:val="69F56C57"/>
+    <w:lvl w:ilvl="0" w:tentative="0">
+      <w:start w:val="1"/>
+      <w:numFmt w:val="decimal"/>
+      <w:suff w:val="nothing"/>
+      <w:lvlText w:val="%1、"/>
+      <w:lvlJc w:val="left"/>
+    </w:lvl>
+  </w:abstractNum>
   <w:num w:numId="1">
     <w:abstractNumId w:val="2"/>
   </w:num>
@@ -1518,6 +1610,9 @@
   </w:num>
   <w:num w:numId="3">
     <w:abstractNumId w:val="1"/>
+  </w:num>
+  <w:num w:numId="4">
+    <w:abstractNumId w:val="3"/>
   </w:num>
 </w:numbering>
 </file>

--- a/游戏开发日志.docx
+++ b/游戏开发日志.docx
@@ -1452,6 +1452,7 @@
       <w:pPr>
         <w:widowControl w:val="0"/>
         <w:numPr>
+          <w:ilvl w:val="0"/>
           <w:numId w:val="0"/>
         </w:numPr>
         <w:jc w:val="both"/>
@@ -1472,6 +1473,7 @@
       <w:pPr>
         <w:widowControl w:val="0"/>
         <w:numPr>
+          <w:ilvl w:val="0"/>
           <w:numId w:val="0"/>
         </w:numPr>
         <w:jc w:val="both"/>
@@ -1492,6 +1494,7 @@
       <w:pPr>
         <w:widowControl w:val="0"/>
         <w:numPr>
+          <w:ilvl w:val="0"/>
           <w:numId w:val="0"/>
         </w:numPr>
         <w:jc w:val="both"/>
@@ -1512,7 +1515,113 @@
       <w:pPr>
         <w:widowControl w:val="0"/>
         <w:numPr>
-          <w:numId w:val="0"/>
+          <w:ilvl w:val="0"/>
+          <w:numId w:val="0"/>
+        </w:numPr>
+        <w:jc w:val="both"/>
+        <w:rPr>
+          <w:rFonts w:hint="eastAsia"/>
+          <w:lang w:val="en-US" w:eastAsia="zh-CN"/>
+        </w:rPr>
+      </w:pPr>
+      <w:r>
+        <w:rPr>
+          <w:rFonts w:hint="eastAsia"/>
+          <w:lang w:val="en-US" w:eastAsia="zh-CN"/>
+        </w:rPr>
+        <w:t>调整了初始升级所需经验，调整了樱桃生成时间以防止前期过度发育</w:t>
+      </w:r>
+    </w:p>
+    <w:p>
+      <w:pPr>
+        <w:widowControl w:val="0"/>
+        <w:numPr>
+          <w:ilvl w:val="0"/>
+          <w:numId w:val="0"/>
+        </w:numPr>
+        <w:jc w:val="both"/>
+        <w:rPr>
+          <w:rFonts w:hint="eastAsia"/>
+          <w:lang w:val="en-US" w:eastAsia="zh-CN"/>
+        </w:rPr>
+      </w:pPr>
+      <w:r>
+        <w:rPr>
+          <w:rFonts w:hint="eastAsia"/>
+          <w:lang w:val="en-US" w:eastAsia="zh-CN"/>
+        </w:rPr>
+        <w:t>12.7</w:t>
+      </w:r>
+    </w:p>
+    <w:p>
+      <w:pPr>
+        <w:widowControl w:val="0"/>
+        <w:numPr>
+          <w:ilvl w:val="0"/>
+          <w:numId w:val="0"/>
+        </w:numPr>
+        <w:jc w:val="both"/>
+        <w:rPr>
+          <w:rFonts w:hint="eastAsia"/>
+          <w:lang w:val="en-US" w:eastAsia="zh-CN"/>
+        </w:rPr>
+      </w:pPr>
+      <w:r>
+        <w:rPr>
+          <w:rFonts w:hint="eastAsia"/>
+          <w:lang w:val="en-US" w:eastAsia="zh-CN"/>
+        </w:rPr>
+        <w:t>五大流派的能力也是完成了</w:t>
+      </w:r>
+    </w:p>
+    <w:p>
+      <w:pPr>
+        <w:widowControl w:val="0"/>
+        <w:numPr>
+          <w:ilvl w:val="0"/>
+          <w:numId w:val="0"/>
+        </w:numPr>
+        <w:jc w:val="both"/>
+        <w:rPr>
+          <w:rFonts w:hint="eastAsia"/>
+          <w:lang w:val="en-US" w:eastAsia="zh-CN"/>
+        </w:rPr>
+      </w:pPr>
+      <w:r>
+        <w:rPr>
+          <w:rFonts w:hint="eastAsia"/>
+          <w:lang w:val="en-US" w:eastAsia="zh-CN"/>
+        </w:rPr>
+        <w:t>接下来的话有这么几件事：</w:t>
+      </w:r>
+    </w:p>
+    <w:p>
+      <w:pPr>
+        <w:widowControl w:val="0"/>
+        <w:numPr>
+          <w:ilvl w:val="0"/>
+          <w:numId w:val="5"/>
+        </w:numPr>
+        <w:jc w:val="both"/>
+        <w:rPr>
+          <w:rFonts w:hint="eastAsia"/>
+          <w:lang w:val="en-US" w:eastAsia="zh-CN"/>
+        </w:rPr>
+      </w:pPr>
+      <w:r>
+        <w:rPr>
+          <w:rFonts w:hint="eastAsia"/>
+          <w:lang w:val="en-US" w:eastAsia="zh-CN"/>
+        </w:rPr>
+        <w:t>让敌人也能获得能力，优化敌人ai，增加难度</w:t>
+      </w:r>
+    </w:p>
+    <w:p>
+      <w:pPr>
+        <w:widowControl w:val="0"/>
+        <w:numPr>
+          <w:ilvl w:val="0"/>
+          <w:numId w:val="5"/>
         </w:numPr>
         <w:jc w:val="both"/>
         <w:rPr>
@@ -1525,7 +1634,144 @@
           <w:rFonts w:hint="eastAsia"/>
           <w:lang w:val="en-US" w:eastAsia="zh-CN"/>
         </w:rPr>
-        <w:t>调整了初始升级所需经验，调整了樱桃生成时间以防止前期过度发育</w:t>
+        <w:t>增加更多的环境物品</w:t>
+      </w:r>
+    </w:p>
+    <w:p>
+      <w:pPr>
+        <w:widowControl w:val="0"/>
+        <w:numPr>
+          <w:ilvl w:val="0"/>
+          <w:numId w:val="5"/>
+        </w:numPr>
+        <w:jc w:val="both"/>
+        <w:rPr>
+          <w:rFonts w:hint="default"/>
+          <w:lang w:val="en-US" w:eastAsia="zh-CN"/>
+        </w:rPr>
+      </w:pPr>
+      <w:r>
+        <w:rPr>
+          <w:rFonts w:hint="eastAsia"/>
+          <w:lang w:val="en-US" w:eastAsia="zh-CN"/>
+        </w:rPr>
+        <w:t>研究联机</w:t>
+      </w:r>
+    </w:p>
+    <w:p>
+      <w:pPr>
+        <w:widowControl w:val="0"/>
+        <w:numPr>
+          <w:ilvl w:val="0"/>
+          <w:numId w:val="5"/>
+        </w:numPr>
+        <w:jc w:val="both"/>
+        <w:rPr>
+          <w:rFonts w:hint="default"/>
+          <w:lang w:val="en-US" w:eastAsia="zh-CN"/>
+        </w:rPr>
+      </w:pPr>
+      <w:r>
+        <w:rPr>
+          <w:rFonts w:hint="eastAsia"/>
+          <w:lang w:val="en-US" w:eastAsia="zh-CN"/>
+        </w:rPr>
+        <w:t>优化画面，设计音效</w:t>
+      </w:r>
+    </w:p>
+    <w:p>
+      <w:pPr>
+        <w:widowControl w:val="0"/>
+        <w:numPr>
+          <w:numId w:val="0"/>
+        </w:numPr>
+        <w:jc w:val="both"/>
+        <w:rPr>
+          <w:rFonts w:hint="eastAsia"/>
+          <w:lang w:val="en-US" w:eastAsia="zh-CN"/>
+        </w:rPr>
+      </w:pPr>
+    </w:p>
+    <w:p>
+      <w:pPr>
+        <w:widowControl w:val="0"/>
+        <w:numPr>
+          <w:numId w:val="0"/>
+        </w:numPr>
+        <w:jc w:val="both"/>
+        <w:rPr>
+          <w:rFonts w:hint="eastAsia"/>
+          <w:lang w:val="en-US" w:eastAsia="zh-CN"/>
+        </w:rPr>
+      </w:pPr>
+      <w:r>
+        <w:rPr>
+          <w:rFonts w:hint="eastAsia"/>
+          <w:lang w:val="en-US" w:eastAsia="zh-CN"/>
+        </w:rPr>
+        <w:t>12.8</w:t>
+      </w:r>
+    </w:p>
+    <w:p>
+      <w:pPr>
+        <w:widowControl w:val="0"/>
+        <w:numPr>
+          <w:numId w:val="0"/>
+        </w:numPr>
+        <w:jc w:val="both"/>
+        <w:rPr>
+          <w:rFonts w:hint="eastAsia"/>
+          <w:lang w:val="en-US" w:eastAsia="zh-CN"/>
+        </w:rPr>
+      </w:pPr>
+      <w:r>
+        <w:rPr>
+          <w:rFonts w:hint="eastAsia"/>
+          <w:lang w:val="en-US" w:eastAsia="zh-CN"/>
+        </w:rPr>
+        <w:t>今日任务：</w:t>
+      </w:r>
+    </w:p>
+    <w:p>
+      <w:pPr>
+        <w:widowControl w:val="0"/>
+        <w:numPr>
+          <w:ilvl w:val="0"/>
+          <w:numId w:val="6"/>
+        </w:numPr>
+        <w:jc w:val="both"/>
+        <w:rPr>
+          <w:rFonts w:hint="eastAsia"/>
+          <w:lang w:val="en-US" w:eastAsia="zh-CN"/>
+        </w:rPr>
+      </w:pPr>
+      <w:r>
+        <w:rPr>
+          <w:rFonts w:hint="eastAsia"/>
+          <w:lang w:val="en-US" w:eastAsia="zh-CN"/>
+        </w:rPr>
+        <w:t>在地图中设置几个重生点，每次重生随机选择一个位置复活</w:t>
+      </w:r>
+    </w:p>
+    <w:p>
+      <w:pPr>
+        <w:widowControl w:val="0"/>
+        <w:numPr>
+          <w:ilvl w:val="0"/>
+          <w:numId w:val="6"/>
+        </w:numPr>
+        <w:jc w:val="both"/>
+        <w:rPr>
+          <w:rFonts w:hint="default"/>
+          <w:lang w:val="en-US" w:eastAsia="zh-CN"/>
+        </w:rPr>
+      </w:pPr>
+      <w:r>
+        <w:rPr>
+          <w:rFonts w:hint="eastAsia"/>
+          <w:lang w:val="en-US" w:eastAsia="zh-CN"/>
+        </w:rPr>
+        <w:t>优化敌人ai</w:t>
       </w:r>
       <w:bookmarkStart w:id="0" w:name="_GoBack"/>
       <w:bookmarkEnd w:id="0"/>
@@ -1543,6 +1789,22 @@
 <file path=word/numbering.xml><?xml version="1.0" encoding="utf-8"?>
 <w:numbering xmlns:wpc="http://schemas.microsoft.com/office/word/2010/wordprocessingCanvas" xmlns:mc="http://schemas.openxmlformats.org/markup-compatibility/2006" xmlns:o="urn:schemas-microsoft-com:office:office" xmlns:r="http://schemas.openxmlformats.org/officeDocument/2006/relationships" xmlns:m="http://schemas.openxmlformats.org/officeDocument/2006/math" xmlns:v="urn:schemas-microsoft-com:vml" xmlns:wp14="http://schemas.microsoft.com/office/word/2010/wordprocessingDrawing" xmlns:wp="http://schemas.openxmlformats.org/drawingml/2006/wordprocessingDrawing" xmlns:w10="urn:schemas-microsoft-com:office:word" xmlns:w="http://schemas.openxmlformats.org/wordprocessingml/2006/main" xmlns:w14="http://schemas.microsoft.com/office/word/2010/wordml" xmlns:wpg="http://schemas.microsoft.com/office/word/2010/wordprocessingGroup" xmlns:wpi="http://schemas.microsoft.com/office/word/2010/wordprocessingInk" xmlns:wne="http://schemas.microsoft.com/office/word/2006/wordml" xmlns:wps="http://schemas.microsoft.com/office/word/2010/wordprocessingShape" xmlns:wpsCustomData="http://www.wps.cn/officeDocument/2013/wpsCustomData" mc:Ignorable="w14 wp14">
   <w:abstractNum w:abstractNumId="0">
+    <w:nsid w:val="93A62439"/>
+    <w:multiLevelType w:val="singleLevel"/>
+    <w:tmpl w:val="93A62439"/>
+    <w:lvl w:ilvl="0" w:tentative="0">
+      <w:start w:val="1"/>
+      <w:numFmt w:val="decimal"/>
+      <w:lvlText w:val="%1."/>
+      <w:lvlJc w:val="left"/>
+      <w:pPr>
+        <w:tabs>
+          <w:tab w:val="left" w:pos="312"/>
+        </w:tabs>
+      </w:pPr>
+    </w:lvl>
+  </w:abstractNum>
+  <w:abstractNum w:abstractNumId="1">
     <w:nsid w:val="94D69535"/>
     <w:multiLevelType w:val="singleLevel"/>
     <w:tmpl w:val="94D69535"/>
@@ -1558,7 +1820,7 @@
       </w:pPr>
     </w:lvl>
   </w:abstractNum>
-  <w:abstractNum w:abstractNumId="1">
+  <w:abstractNum w:abstractNumId="2">
     <w:nsid w:val="AC836D80"/>
     <w:multiLevelType w:val="singleLevel"/>
     <w:tmpl w:val="AC836D80"/>
@@ -1574,7 +1836,23 @@
       </w:pPr>
     </w:lvl>
   </w:abstractNum>
-  <w:abstractNum w:abstractNumId="2">
+  <w:abstractNum w:abstractNumId="3">
+    <w:nsid w:val="2BC8C527"/>
+    <w:multiLevelType w:val="singleLevel"/>
+    <w:tmpl w:val="2BC8C527"/>
+    <w:lvl w:ilvl="0" w:tentative="0">
+      <w:start w:val="1"/>
+      <w:numFmt w:val="decimal"/>
+      <w:lvlText w:val="%1."/>
+      <w:lvlJc w:val="left"/>
+      <w:pPr>
+        <w:tabs>
+          <w:tab w:val="left" w:pos="312"/>
+        </w:tabs>
+      </w:pPr>
+    </w:lvl>
+  </w:abstractNum>
+  <w:abstractNum w:abstractNumId="4">
     <w:nsid w:val="4F081508"/>
     <w:multiLevelType w:val="singleLevel"/>
     <w:tmpl w:val="4F081508"/>
@@ -1590,7 +1868,7 @@
       </w:pPr>
     </w:lvl>
   </w:abstractNum>
-  <w:abstractNum w:abstractNumId="3">
+  <w:abstractNum w:abstractNumId="5">
     <w:nsid w:val="69F56C57"/>
     <w:multiLevelType w:val="singleLevel"/>
     <w:tmpl w:val="69F56C57"/>
@@ -1603,16 +1881,22 @@
     </w:lvl>
   </w:abstractNum>
   <w:num w:numId="1">
+    <w:abstractNumId w:val="4"/>
+  </w:num>
+  <w:num w:numId="2">
+    <w:abstractNumId w:val="1"/>
+  </w:num>
+  <w:num w:numId="3">
     <w:abstractNumId w:val="2"/>
   </w:num>
-  <w:num w:numId="2">
+  <w:num w:numId="4">
+    <w:abstractNumId w:val="5"/>
+  </w:num>
+  <w:num w:numId="5">
+    <w:abstractNumId w:val="3"/>
+  </w:num>
+  <w:num w:numId="6">
     <w:abstractNumId w:val="0"/>
-  </w:num>
-  <w:num w:numId="3">
-    <w:abstractNumId w:val="1"/>
-  </w:num>
-  <w:num w:numId="4">
-    <w:abstractNumId w:val="3"/>
   </w:num>
 </w:numbering>
 </file>

--- a/游戏开发日志.docx
+++ b/游戏开发日志.docx
@@ -1683,19 +1683,21 @@
       <w:pPr>
         <w:widowControl w:val="0"/>
         <w:numPr>
-          <w:numId w:val="0"/>
-        </w:numPr>
-        <w:jc w:val="both"/>
-        <w:rPr>
-          <w:rFonts w:hint="eastAsia"/>
-          <w:lang w:val="en-US" w:eastAsia="zh-CN"/>
-        </w:rPr>
-      </w:pPr>
-    </w:p>
-    <w:p>
-      <w:pPr>
-        <w:widowControl w:val="0"/>
-        <w:numPr>
+          <w:ilvl w:val="0"/>
+          <w:numId w:val="0"/>
+        </w:numPr>
+        <w:jc w:val="both"/>
+        <w:rPr>
+          <w:rFonts w:hint="eastAsia"/>
+          <w:lang w:val="en-US" w:eastAsia="zh-CN"/>
+        </w:rPr>
+      </w:pPr>
+    </w:p>
+    <w:p>
+      <w:pPr>
+        <w:widowControl w:val="0"/>
+        <w:numPr>
+          <w:ilvl w:val="0"/>
           <w:numId w:val="0"/>
         </w:numPr>
         <w:jc w:val="both"/>
@@ -1716,6 +1718,7 @@
       <w:pPr>
         <w:widowControl w:val="0"/>
         <w:numPr>
+          <w:ilvl w:val="0"/>
           <w:numId w:val="0"/>
         </w:numPr>
         <w:jc w:val="both"/>
@@ -1772,9 +1775,186 @@
           <w:lang w:val="en-US" w:eastAsia="zh-CN"/>
         </w:rPr>
         <w:t>优化敌人ai</w:t>
+      </w:r>
+    </w:p>
+    <w:p>
+      <w:pPr>
+        <w:widowControl w:val="0"/>
+        <w:numPr>
+          <w:numId w:val="0"/>
+        </w:numPr>
+        <w:tabs>
+          <w:tab w:val="left" w:pos="312"/>
+        </w:tabs>
+        <w:jc w:val="both"/>
+        <w:rPr>
+          <w:rFonts w:hint="eastAsia"/>
+          <w:lang w:val="en-US" w:eastAsia="zh-CN"/>
+        </w:rPr>
+      </w:pPr>
+      <w:r>
+        <w:rPr>
+          <w:rFonts w:hint="eastAsia"/>
+          <w:lang w:val="en-US" w:eastAsia="zh-CN"/>
+        </w:rPr>
+        <w:t>12.12</w:t>
+      </w:r>
+    </w:p>
+    <w:p>
+      <w:pPr>
+        <w:widowControl w:val="0"/>
+        <w:numPr>
+          <w:numId w:val="0"/>
+        </w:numPr>
+        <w:tabs>
+          <w:tab w:val="left" w:pos="312"/>
+        </w:tabs>
+        <w:jc w:val="both"/>
+        <w:rPr>
+          <w:rFonts w:hint="default"/>
+          <w:lang w:val="en-US" w:eastAsia="zh-CN"/>
+        </w:rPr>
+      </w:pPr>
+      <w:r>
+        <w:rPr>
+          <w:rFonts w:hint="eastAsia"/>
+          <w:lang w:val="en-US" w:eastAsia="zh-CN"/>
+        </w:rPr>
+        <w:t>为了优化敌人ai，去看了一下有限状态机</w:t>
+      </w:r>
+    </w:p>
+    <w:p>
+      <w:pPr>
+        <w:widowControl w:val="0"/>
+        <w:numPr>
+          <w:numId w:val="0"/>
+        </w:numPr>
+        <w:tabs>
+          <w:tab w:val="left" w:pos="312"/>
+        </w:tabs>
+        <w:jc w:val="both"/>
+        <w:rPr>
+          <w:rFonts w:hint="eastAsia"/>
+          <w:lang w:val="en-US" w:eastAsia="zh-CN"/>
+        </w:rPr>
+      </w:pPr>
+      <w:r>
+        <w:rPr>
+          <w:rFonts w:hint="eastAsia"/>
+          <w:lang w:val="en-US" w:eastAsia="zh-CN"/>
+        </w:rPr>
+        <w:t>这几天又学了一下面向对象的相关知识，惊觉自己的代码已经是屎山了</w:t>
+      </w:r>
+    </w:p>
+    <w:p>
+      <w:pPr>
+        <w:widowControl w:val="0"/>
+        <w:numPr>
+          <w:numId w:val="0"/>
+        </w:numPr>
+        <w:tabs>
+          <w:tab w:val="left" w:pos="312"/>
+        </w:tabs>
+        <w:jc w:val="both"/>
+        <w:rPr>
+          <w:rFonts w:hint="eastAsia"/>
+          <w:lang w:val="en-US" w:eastAsia="zh-CN"/>
+        </w:rPr>
+      </w:pPr>
+      <w:r>
+        <w:rPr>
+          <w:rFonts w:hint="eastAsia"/>
+          <w:lang w:val="en-US" w:eastAsia="zh-CN"/>
+        </w:rPr>
+        <w:t>非常想重构，但是真麻烦</w:t>
+      </w:r>
+    </w:p>
+    <w:p>
+      <w:pPr>
+        <w:widowControl w:val="0"/>
+        <w:numPr>
+          <w:numId w:val="0"/>
+        </w:numPr>
+        <w:tabs>
+          <w:tab w:val="left" w:pos="312"/>
+        </w:tabs>
+        <w:jc w:val="both"/>
+        <w:rPr>
+          <w:rFonts w:hint="eastAsia"/>
+          <w:lang w:val="en-US" w:eastAsia="zh-CN"/>
+        </w:rPr>
+      </w:pPr>
+      <w:r>
+        <w:rPr>
+          <w:rFonts w:hint="eastAsia"/>
+          <w:lang w:val="en-US" w:eastAsia="zh-CN"/>
+        </w:rPr>
+        <w:t>只能用屎山ai，增加了一下ai难度</w:t>
+      </w:r>
+    </w:p>
+    <w:p>
+      <w:pPr>
+        <w:widowControl w:val="0"/>
+        <w:numPr>
+          <w:numId w:val="0"/>
+        </w:numPr>
+        <w:tabs>
+          <w:tab w:val="left" w:pos="312"/>
+        </w:tabs>
+        <w:jc w:val="both"/>
+        <w:rPr>
+          <w:rFonts w:hint="eastAsia"/>
+          <w:lang w:val="en-US" w:eastAsia="zh-CN"/>
+        </w:rPr>
+      </w:pPr>
+      <w:r>
+        <w:rPr>
+          <w:rFonts w:hint="eastAsia"/>
+          <w:lang w:val="en-US" w:eastAsia="zh-CN"/>
+        </w:rPr>
+        <w:t>给人机了一些加成</w:t>
+      </w:r>
+    </w:p>
+    <w:p>
+      <w:pPr>
+        <w:widowControl w:val="0"/>
+        <w:numPr>
+          <w:numId w:val="0"/>
+        </w:numPr>
+        <w:tabs>
+          <w:tab w:val="left" w:pos="312"/>
+        </w:tabs>
+        <w:jc w:val="both"/>
+        <w:rPr>
+          <w:rFonts w:hint="default"/>
+          <w:lang w:val="en-US" w:eastAsia="zh-CN"/>
+        </w:rPr>
+      </w:pPr>
+      <w:r>
+        <w:rPr>
+          <w:rFonts w:hint="eastAsia"/>
+          <w:lang w:val="en-US" w:eastAsia="zh-CN"/>
+        </w:rPr>
+        <w:t>然后草草结案咯</w:t>
       </w:r>
       <w:bookmarkStart w:id="0" w:name="_GoBack"/>
       <w:bookmarkEnd w:id="0"/>
+    </w:p>
+    <w:p>
+      <w:pPr>
+        <w:widowControl w:val="0"/>
+        <w:numPr>
+          <w:numId w:val="0"/>
+        </w:numPr>
+        <w:tabs>
+          <w:tab w:val="left" w:pos="312"/>
+        </w:tabs>
+        <w:jc w:val="both"/>
+        <w:rPr>
+          <w:rFonts w:hint="default"/>
+          <w:lang w:val="en-US" w:eastAsia="zh-CN"/>
+        </w:rPr>
+      </w:pPr>
     </w:p>
     <w:sectPr>
       <w:pgSz w:w="11906" w:h="16838"/>
